--- a/deliverables/典藏大師特別座/典藏大師特別座_銷售報告書.docx
+++ b/deliverables/典藏大師特別座/典藏大師特別座_銷售報告書.docx
@@ -195,6 +195,25 @@
           <w:szCs w:val="19"/>
         </w:rPr>
         <w:t xml:space="preserve">開價換算總價÷土地坪 117.8 萬，七期同齡透天 112–115 年逐年中位在 112–121 之間。</w:t>
+      </w:r>
+    </w:p>
+    <w:p>
+      <w:pPr>
+        <w:pStyle w:val="ListParagraph"/>
+        <w:numPr>
+          <w:ilvl w:val="0"/>
+          <w:numId w:val="2"/>
+        </w:numPr>
+        <w:spacing w:after="60" w:line="300"/>
+      </w:pPr>
+      <w:r>
+        <w:rPr>
+          <w:rFonts w:ascii="Microsoft JhengHei" w:cs="Microsoft JhengHei" w:eastAsia="Microsoft JhengHei" w:hAnsi="Microsoft JhengHei"/>
+          <w:color w:val="1E2A33"/>
+          <w:sz w:val="19"/>
+          <w:szCs w:val="19"/>
+        </w:rPr>
+        <w:t xml:space="preserve">依實登行情換算，合理價位區間約 3,500–3,800 萬（中間值約 3,600 萬）。</w:t>
       </w:r>
     </w:p>
     <w:p>
@@ -23349,7 +23368,1930 @@
           <w:sz w:val="15"/>
           <w:szCs w:val="15"/>
         </w:rPr>
-        <w:t xml:space="preserve">06 · PRICE &amp; BUYER'S GUIDE</w:t>
+        <w:t xml:space="preserve">06 · FAIR PRICE</w:t>
+      </w:r>
+    </w:p>
+    <w:p>
+      <w:pPr>
+        <w:keepNext/>
+        <w:pBdr>
+          <w:left w:val="single" w:color="C8963E" w:sz="36" w:space="8"/>
+        </w:pBdr>
+        <w:spacing w:after="160"/>
+      </w:pPr>
+      <w:r>
+        <w:rPr>
+          <w:rFonts w:ascii="Microsoft JhengHei" w:cs="Microsoft JhengHei" w:eastAsia="Microsoft JhengHei" w:hAnsi="Microsoft JhengHei"/>
+          <w:b/>
+          <w:bCs/>
+          <w:color w:val="163A47"/>
+          <w:sz w:val="36"/>
+          <w:szCs w:val="36"/>
+        </w:rPr>
+        <w:t xml:space="preserve">合理價位：依實登行情換算</w:t>
+      </w:r>
+    </w:p>
+    <w:p>
+      <w:pPr>
+        <w:spacing w:after="100" w:line="300"/>
+      </w:pPr>
+      <w:r>
+        <w:rPr>
+          <w:rFonts w:ascii="Microsoft JhengHei" w:cs="Microsoft JhengHei" w:eastAsia="Microsoft JhengHei" w:hAnsi="Microsoft JhengHei"/>
+          <w:color w:val="5D6B76"/>
+          <w:sz w:val="19"/>
+          <w:szCs w:val="19"/>
+        </w:rPr>
+        <w:t xml:space="preserve">用三種方法把實價登錄行情換算成本戶總價：土地單價法、同社區成交還原、最接近的近似個案。列入區間的五個數字取中間一半（四分位）並取整到 50 萬，作為合理價位區間。</w:t>
+      </w:r>
+    </w:p>
+    <w:tbl>
+      <w:tblPr>
+        <w:tblW w:type="dxa" w:w="10092"/>
+        <w:tblBorders>
+          <w:top w:val="none" w:color="FFFFFF" w:sz="0"/>
+          <w:left w:val="none" w:color="FFFFFF" w:sz="0"/>
+          <w:bottom w:val="none" w:color="FFFFFF" w:sz="0"/>
+          <w:right w:val="none" w:color="FFFFFF" w:sz="0"/>
+          <w:insideH w:val="none" w:color="FFFFFF" w:sz="0"/>
+          <w:insideV w:val="none" w:color="FFFFFF" w:sz="0"/>
+        </w:tblBorders>
+      </w:tblPr>
+      <w:tblGrid>
+        <w:gridCol w:w="3284"/>
+        <w:gridCol w:w="120"/>
+        <w:gridCol w:w="3284"/>
+        <w:gridCol w:w="120"/>
+        <w:gridCol w:w="3284"/>
+      </w:tblGrid>
+      <w:tr>
+        <w:trPr>
+          <w:cantSplit/>
+        </w:trPr>
+        <w:tc>
+          <w:tcPr>
+            <w:tcW w:type="dxa" w:w="3284"/>
+            <w:tcBorders>
+              <w:top w:val="single" w:color="C8963E" w:sz="18"/>
+              <w:left w:val="single" w:color="DDE4E9" w:sz="4"/>
+              <w:bottom w:val="single" w:color="DDE4E9" w:sz="4"/>
+              <w:right w:val="single" w:color="DDE4E9" w:sz="4"/>
+            </w:tcBorders>
+            <w:shd w:fill="FFFFFF" w:color="auto" w:val="clear"/>
+            <w:tcMar>
+              <w:top w:type="dxa" w:w="110"/>
+              <w:left w:type="dxa" w:w="80"/>
+              <w:bottom w:type="dxa" w:w="110"/>
+              <w:right w:type="dxa" w:w="80"/>
+            </w:tcMar>
+            <w:vAlign w:val="center"/>
+          </w:tcPr>
+          <w:p>
+            <w:pPr>
+              <w:jc w:val="center"/>
+            </w:pPr>
+            <w:r>
+              <w:rPr>
+                <w:rFonts w:ascii="Microsoft JhengHei" w:cs="Microsoft JhengHei" w:eastAsia="Microsoft JhengHei" w:hAnsi="Microsoft JhengHei"/>
+                <w:b/>
+                <w:bCs/>
+                <w:color w:val="163A47"/>
+                <w:sz w:val="32"/>
+                <w:szCs w:val="32"/>
+              </w:rPr>
+              <w:t xml:space="preserve">3,500–3,800</w:t>
+            </w:r>
+          </w:p>
+          <w:p>
+            <w:pPr>
+              <w:jc w:val="center"/>
+            </w:pPr>
+            <w:r>
+              <w:rPr>
+                <w:rFonts w:ascii="Microsoft JhengHei" w:cs="Microsoft JhengHei" w:eastAsia="Microsoft JhengHei" w:hAnsi="Microsoft JhengHei"/>
+                <w:color w:val="C8963E"/>
+                <w:sz w:val="15"/>
+                <w:szCs w:val="15"/>
+              </w:rPr>
+              <w:t xml:space="preserve">萬元</w:t>
+            </w:r>
+          </w:p>
+          <w:p>
+            <w:pPr>
+              <w:spacing w:before="40"/>
+              <w:jc w:val="center"/>
+            </w:pPr>
+            <w:r>
+              <w:rPr>
+                <w:rFonts w:ascii="Microsoft JhengHei" w:cs="Microsoft JhengHei" w:eastAsia="Microsoft JhengHei" w:hAnsi="Microsoft JhengHei"/>
+                <w:color w:val="5D6B76"/>
+                <w:sz w:val="14"/>
+                <w:szCs w:val="14"/>
+              </w:rPr>
+              <w:t xml:space="preserve">依實登推估合理區間</w:t>
+            </w:r>
+          </w:p>
+        </w:tc>
+        <w:tc>
+          <w:tcPr>
+            <w:tcW w:type="dxa" w:w="120"/>
+            <w:tcBorders>
+              <w:top w:val="none" w:color="FFFFFF" w:sz="0"/>
+              <w:left w:val="none" w:color="FFFFFF" w:sz="0"/>
+              <w:bottom w:val="none" w:color="FFFFFF" w:sz="0"/>
+              <w:right w:val="none" w:color="FFFFFF" w:sz="0"/>
+            </w:tcBorders>
+            <w:tcMar>
+              <w:top w:type="dxa" w:w="50"/>
+              <w:left w:type="dxa" w:w="80"/>
+              <w:bottom w:type="dxa" w:w="50"/>
+              <w:right w:type="dxa" w:w="80"/>
+            </w:tcMar>
+            <w:vAlign w:val="center"/>
+          </w:tcPr>
+          <w:p>
+            <w:r>
+              <w:t xml:space="preserve"/>
+            </w:r>
+          </w:p>
+        </w:tc>
+        <w:tc>
+          <w:tcPr>
+            <w:tcW w:type="dxa" w:w="3284"/>
+            <w:tcBorders>
+              <w:top w:val="single" w:color="C8963E" w:sz="18"/>
+              <w:left w:val="single" w:color="DDE4E9" w:sz="4"/>
+              <w:bottom w:val="single" w:color="DDE4E9" w:sz="4"/>
+              <w:right w:val="single" w:color="DDE4E9" w:sz="4"/>
+            </w:tcBorders>
+            <w:shd w:fill="FFFFFF" w:color="auto" w:val="clear"/>
+            <w:tcMar>
+              <w:top w:type="dxa" w:w="110"/>
+              <w:left w:type="dxa" w:w="80"/>
+              <w:bottom w:type="dxa" w:w="110"/>
+              <w:right w:type="dxa" w:w="80"/>
+            </w:tcMar>
+            <w:vAlign w:val="center"/>
+          </w:tcPr>
+          <w:p>
+            <w:pPr>
+              <w:jc w:val="center"/>
+            </w:pPr>
+            <w:r>
+              <w:rPr>
+                <w:rFonts w:ascii="Microsoft JhengHei" w:cs="Microsoft JhengHei" w:eastAsia="Microsoft JhengHei" w:hAnsi="Microsoft JhengHei"/>
+                <w:b/>
+                <w:bCs/>
+                <w:color w:val="163A47"/>
+                <w:sz w:val="32"/>
+                <w:szCs w:val="32"/>
+              </w:rPr>
+              <w:t xml:space="preserve">3,600</w:t>
+            </w:r>
+          </w:p>
+          <w:p>
+            <w:pPr>
+              <w:jc w:val="center"/>
+            </w:pPr>
+            <w:r>
+              <w:rPr>
+                <w:rFonts w:ascii="Microsoft JhengHei" w:cs="Microsoft JhengHei" w:eastAsia="Microsoft JhengHei" w:hAnsi="Microsoft JhengHei"/>
+                <w:color w:val="C8963E"/>
+                <w:sz w:val="15"/>
+                <w:szCs w:val="15"/>
+              </w:rPr>
+              <w:t xml:space="preserve">萬元</w:t>
+            </w:r>
+          </w:p>
+          <w:p>
+            <w:pPr>
+              <w:spacing w:before="40"/>
+              <w:jc w:val="center"/>
+            </w:pPr>
+            <w:r>
+              <w:rPr>
+                <w:rFonts w:ascii="Microsoft JhengHei" w:cs="Microsoft JhengHei" w:eastAsia="Microsoft JhengHei" w:hAnsi="Microsoft JhengHei"/>
+                <w:color w:val="5D6B76"/>
+                <w:sz w:val="14"/>
+                <w:szCs w:val="14"/>
+              </w:rPr>
+              <w:t xml:space="preserve">區間中間值</w:t>
+            </w:r>
+          </w:p>
+        </w:tc>
+        <w:tc>
+          <w:tcPr>
+            <w:tcW w:type="dxa" w:w="120"/>
+            <w:tcBorders>
+              <w:top w:val="none" w:color="FFFFFF" w:sz="0"/>
+              <w:left w:val="none" w:color="FFFFFF" w:sz="0"/>
+              <w:bottom w:val="none" w:color="FFFFFF" w:sz="0"/>
+              <w:right w:val="none" w:color="FFFFFF" w:sz="0"/>
+            </w:tcBorders>
+            <w:tcMar>
+              <w:top w:type="dxa" w:w="50"/>
+              <w:left w:type="dxa" w:w="80"/>
+              <w:bottom w:type="dxa" w:w="50"/>
+              <w:right w:type="dxa" w:w="80"/>
+            </w:tcMar>
+            <w:vAlign w:val="center"/>
+          </w:tcPr>
+          <w:p>
+            <w:r>
+              <w:t xml:space="preserve"/>
+            </w:r>
+          </w:p>
+        </w:tc>
+        <w:tc>
+          <w:tcPr>
+            <w:tcW w:type="dxa" w:w="3284"/>
+            <w:tcBorders>
+              <w:top w:val="single" w:color="C8963E" w:sz="18"/>
+              <w:left w:val="single" w:color="DDE4E9" w:sz="4"/>
+              <w:bottom w:val="single" w:color="DDE4E9" w:sz="4"/>
+              <w:right w:val="single" w:color="DDE4E9" w:sz="4"/>
+            </w:tcBorders>
+            <w:shd w:fill="FFFFFF" w:color="auto" w:val="clear"/>
+            <w:tcMar>
+              <w:top w:type="dxa" w:w="110"/>
+              <w:left w:type="dxa" w:w="80"/>
+              <w:bottom w:type="dxa" w:w="110"/>
+              <w:right w:type="dxa" w:w="80"/>
+            </w:tcMar>
+            <w:vAlign w:val="center"/>
+          </w:tcPr>
+          <w:p>
+            <w:pPr>
+              <w:jc w:val="center"/>
+            </w:pPr>
+            <w:r>
+              <w:rPr>
+                <w:rFonts w:ascii="Microsoft JhengHei" w:cs="Microsoft JhengHei" w:eastAsia="Microsoft JhengHei" w:hAnsi="Microsoft JhengHei"/>
+                <w:b/>
+                <w:bCs/>
+                <w:color w:val="163A47"/>
+                <w:sz w:val="32"/>
+                <w:szCs w:val="32"/>
+              </w:rPr>
+              <w:t xml:space="preserve">3,980</w:t>
+            </w:r>
+          </w:p>
+          <w:p>
+            <w:pPr>
+              <w:jc w:val="center"/>
+            </w:pPr>
+            <w:r>
+              <w:rPr>
+                <w:rFonts w:ascii="Microsoft JhengHei" w:cs="Microsoft JhengHei" w:eastAsia="Microsoft JhengHei" w:hAnsi="Microsoft JhengHei"/>
+                <w:color w:val="C8963E"/>
+                <w:sz w:val="15"/>
+                <w:szCs w:val="15"/>
+              </w:rPr>
+              <w:t xml:space="preserve">萬元</w:t>
+            </w:r>
+          </w:p>
+          <w:p>
+            <w:pPr>
+              <w:spacing w:before="40"/>
+              <w:jc w:val="center"/>
+            </w:pPr>
+            <w:r>
+              <w:rPr>
+                <w:rFonts w:ascii="Microsoft JhengHei" w:cs="Microsoft JhengHei" w:eastAsia="Microsoft JhengHei" w:hAnsi="Microsoft JhengHei"/>
+                <w:color w:val="5D6B76"/>
+                <w:sz w:val="14"/>
+                <w:szCs w:val="14"/>
+              </w:rPr>
+              <w:t xml:space="preserve">開價（高於區間上緣 4.7%）</w:t>
+            </w:r>
+          </w:p>
+        </w:tc>
+      </w:tr>
+    </w:tbl>
+    <w:p>
+      <w:pPr>
+        <w:spacing w:after="80"/>
+      </w:pPr>
+    </w:p>
+    <w:p>
+      <w:pPr>
+        <w:keepNext/>
+        <w:spacing w:before="80"/>
+        <w:jc w:val="center"/>
+      </w:pPr>
+      <w:r>
+        <w:drawing>
+          <wp:inline distT="0" distB="0" distL="0" distR="0">
+            <wp:extent cx="6124575" cy="2609850"/>
+            <wp:effectExtent t="0" r="0" b="0" l="0"/>
+            <wp:docPr id="1" name="" descr="" title=""/>
+            <wp:cNvGraphicFramePr>
+              <a:graphicFrameLocks xmlns:a="http://schemas.openxmlformats.org/drawingml/2006/main" noChangeAspect="1"/>
+            </wp:cNvGraphicFramePr>
+            <a:graphic xmlns:a="http://schemas.openxmlformats.org/drawingml/2006/main">
+              <a:graphicData uri="http://schemas.openxmlformats.org/drawingml/2006/picture">
+                <pic:pic xmlns:pic="http://schemas.openxmlformats.org/drawingml/2006/picture">
+                  <pic:nvPicPr>
+                    <pic:cNvPr id="0" name="" descr=""/>
+                    <pic:cNvPicPr>
+                      <a:picLocks noChangeAspect="1" noChangeArrowheads="1"/>
+                    </pic:cNvPicPr>
+                  </pic:nvPicPr>
+                  <pic:blipFill>
+                    <a:blip r:embed="rId14" cstate="none"/>
+                    <a:srcRect/>
+                    <a:stretch>
+                      <a:fillRect/>
+                    </a:stretch>
+                  </pic:blipFill>
+                  <pic:spPr bwMode="auto">
+                    <a:xfrm>
+                      <a:off x="0" y="0"/>
+                      <a:ext cx="6124575" cy="2609850"/>
+                    </a:xfrm>
+                    <a:prstGeom prst="rect">
+                      <a:avLst/>
+                    </a:prstGeom>
+                  </pic:spPr>
+                </pic:pic>
+              </a:graphicData>
+            </a:graphic>
+          </wp:inline>
+        </w:drawing>
+      </w:r>
+    </w:p>
+    <w:p>
+      <w:pPr>
+        <w:spacing w:after="120" w:before="40"/>
+      </w:pPr>
+      <w:r>
+        <w:rPr>
+          <w:rFonts w:ascii="Microsoft JhengHei" w:cs="Microsoft JhengHei" w:eastAsia="Microsoft JhengHei" w:hAnsi="Microsoft JhengHei"/>
+          <w:color w:val="5D6B76"/>
+          <w:sz w:val="15"/>
+          <w:szCs w:val="15"/>
+        </w:rPr>
+        <w:t xml:space="preserve">實心點列入區間；空心點為偏高或偏低參考，不列入。金色帶為合理區間，紅線為開價。單位：萬元。</w:t>
+      </w:r>
+    </w:p>
+    <w:tbl>
+      <w:tblPr>
+        <w:tblW w:type="dxa" w:w="10092"/>
+        <w:tblBorders>
+          <w:top w:val="none" w:color="FFFFFF" w:sz="0"/>
+          <w:left w:val="none" w:color="FFFFFF" w:sz="0"/>
+          <w:bottom w:val="none" w:color="FFFFFF" w:sz="0"/>
+          <w:right w:val="none" w:color="FFFFFF" w:sz="0"/>
+          <w:insideH w:val="single" w:color="DDE4E9" w:sz="4"/>
+          <w:insideV w:val="none" w:color="FFFFFF" w:sz="0"/>
+        </w:tblBorders>
+      </w:tblPr>
+      <w:tblGrid>
+        <w:gridCol w:w="1110"/>
+        <w:gridCol w:w="4541"/>
+        <w:gridCol w:w="2018"/>
+        <w:gridCol w:w="1311"/>
+        <w:gridCol w:w="1112"/>
+      </w:tblGrid>
+      <w:tr>
+        <w:trPr>
+          <w:tblHeader/>
+        </w:trPr>
+        <w:tc>
+          <w:tcPr>
+            <w:tcW w:type="dxa" w:w="1110"/>
+            <w:tcBorders>
+              <w:top w:val="none" w:color="FFFFFF" w:sz="0"/>
+              <w:left w:val="none" w:color="FFFFFF" w:sz="0"/>
+              <w:bottom w:val="single" w:color="DDE4E9" w:sz="4"/>
+              <w:right w:val="none" w:color="FFFFFF" w:sz="0"/>
+            </w:tcBorders>
+            <w:shd w:fill="1F4E5F" w:color="auto" w:val="clear"/>
+            <w:tcMar>
+              <w:top w:type="dxa" w:w="50"/>
+              <w:left w:type="dxa" w:w="80"/>
+              <w:bottom w:type="dxa" w:w="50"/>
+              <w:right w:type="dxa" w:w="80"/>
+            </w:tcMar>
+            <w:vAlign w:val="center"/>
+          </w:tcPr>
+          <w:p>
+            <w:r>
+              <w:rPr>
+                <w:rFonts w:ascii="Microsoft JhengHei" w:cs="Microsoft JhengHei" w:eastAsia="Microsoft JhengHei" w:hAnsi="Microsoft JhengHei"/>
+                <w:b/>
+                <w:bCs/>
+                <w:color w:val="FFFFFF"/>
+                <w:sz w:val="14"/>
+                <w:szCs w:val="14"/>
+              </w:rPr>
+              <w:t xml:space="preserve">方法</w:t>
+            </w:r>
+          </w:p>
+        </w:tc>
+        <w:tc>
+          <w:tcPr>
+            <w:tcW w:type="dxa" w:w="4541"/>
+            <w:tcBorders>
+              <w:top w:val="none" w:color="FFFFFF" w:sz="0"/>
+              <w:left w:val="none" w:color="FFFFFF" w:sz="0"/>
+              <w:bottom w:val="single" w:color="DDE4E9" w:sz="4"/>
+              <w:right w:val="none" w:color="FFFFFF" w:sz="0"/>
+            </w:tcBorders>
+            <w:shd w:fill="1F4E5F" w:color="auto" w:val="clear"/>
+            <w:tcMar>
+              <w:top w:type="dxa" w:w="50"/>
+              <w:left w:type="dxa" w:w="80"/>
+              <w:bottom w:type="dxa" w:w="50"/>
+              <w:right w:type="dxa" w:w="80"/>
+            </w:tcMar>
+            <w:vAlign w:val="center"/>
+          </w:tcPr>
+          <w:p>
+            <w:r>
+              <w:rPr>
+                <w:rFonts w:ascii="Microsoft JhengHei" w:cs="Microsoft JhengHei" w:eastAsia="Microsoft JhengHei" w:hAnsi="Microsoft JhengHei"/>
+                <w:b/>
+                <w:bCs/>
+                <w:color w:val="FFFFFF"/>
+                <w:sz w:val="14"/>
+                <w:szCs w:val="14"/>
+              </w:rPr>
+              <w:t xml:space="preserve">依據</w:t>
+            </w:r>
+          </w:p>
+        </w:tc>
+        <w:tc>
+          <w:tcPr>
+            <w:tcW w:type="dxa" w:w="2018"/>
+            <w:tcBorders>
+              <w:top w:val="none" w:color="FFFFFF" w:sz="0"/>
+              <w:left w:val="none" w:color="FFFFFF" w:sz="0"/>
+              <w:bottom w:val="single" w:color="DDE4E9" w:sz="4"/>
+              <w:right w:val="none" w:color="FFFFFF" w:sz="0"/>
+            </w:tcBorders>
+            <w:shd w:fill="1F4E5F" w:color="auto" w:val="clear"/>
+            <w:tcMar>
+              <w:top w:type="dxa" w:w="50"/>
+              <w:left w:type="dxa" w:w="80"/>
+              <w:bottom w:type="dxa" w:w="50"/>
+              <w:right w:type="dxa" w:w="80"/>
+            </w:tcMar>
+            <w:vAlign w:val="center"/>
+          </w:tcPr>
+          <w:p>
+            <w:r>
+              <w:rPr>
+                <w:rFonts w:ascii="Microsoft JhengHei" w:cs="Microsoft JhengHei" w:eastAsia="Microsoft JhengHei" w:hAnsi="Microsoft JhengHei"/>
+                <w:b/>
+                <w:bCs/>
+                <w:color w:val="FFFFFF"/>
+                <w:sz w:val="14"/>
+                <w:szCs w:val="14"/>
+              </w:rPr>
+              <w:t xml:space="preserve">算式</w:t>
+            </w:r>
+          </w:p>
+        </w:tc>
+        <w:tc>
+          <w:tcPr>
+            <w:tcW w:type="dxa" w:w="1311"/>
+            <w:tcBorders>
+              <w:top w:val="none" w:color="FFFFFF" w:sz="0"/>
+              <w:left w:val="none" w:color="FFFFFF" w:sz="0"/>
+              <w:bottom w:val="single" w:color="DDE4E9" w:sz="4"/>
+              <w:right w:val="none" w:color="FFFFFF" w:sz="0"/>
+            </w:tcBorders>
+            <w:shd w:fill="1F4E5F" w:color="auto" w:val="clear"/>
+            <w:tcMar>
+              <w:top w:type="dxa" w:w="50"/>
+              <w:left w:type="dxa" w:w="80"/>
+              <w:bottom w:type="dxa" w:w="50"/>
+              <w:right w:type="dxa" w:w="80"/>
+            </w:tcMar>
+            <w:vAlign w:val="center"/>
+          </w:tcPr>
+          <w:p>
+            <w:r>
+              <w:rPr>
+                <w:rFonts w:ascii="Microsoft JhengHei" w:cs="Microsoft JhengHei" w:eastAsia="Microsoft JhengHei" w:hAnsi="Microsoft JhengHei"/>
+                <w:b/>
+                <w:bCs/>
+                <w:color w:val="FFFFFF"/>
+                <w:sz w:val="14"/>
+                <w:szCs w:val="14"/>
+              </w:rPr>
+              <w:t xml:space="preserve">換算總價（萬）</w:t>
+            </w:r>
+          </w:p>
+        </w:tc>
+        <w:tc>
+          <w:tcPr>
+            <w:tcW w:type="dxa" w:w="1112"/>
+            <w:tcBorders>
+              <w:top w:val="none" w:color="FFFFFF" w:sz="0"/>
+              <w:left w:val="none" w:color="FFFFFF" w:sz="0"/>
+              <w:bottom w:val="single" w:color="DDE4E9" w:sz="4"/>
+              <w:right w:val="none" w:color="FFFFFF" w:sz="0"/>
+            </w:tcBorders>
+            <w:shd w:fill="1F4E5F" w:color="auto" w:val="clear"/>
+            <w:tcMar>
+              <w:top w:type="dxa" w:w="50"/>
+              <w:left w:type="dxa" w:w="80"/>
+              <w:bottom w:type="dxa" w:w="50"/>
+              <w:right w:type="dxa" w:w="80"/>
+            </w:tcMar>
+            <w:vAlign w:val="center"/>
+          </w:tcPr>
+          <w:p>
+            <w:r>
+              <w:rPr>
+                <w:rFonts w:ascii="Microsoft JhengHei" w:cs="Microsoft JhengHei" w:eastAsia="Microsoft JhengHei" w:hAnsi="Microsoft JhengHei"/>
+                <w:b/>
+                <w:bCs/>
+                <w:color w:val="FFFFFF"/>
+                <w:sz w:val="14"/>
+                <w:szCs w:val="14"/>
+              </w:rPr>
+              <w:t xml:space="preserve">採用</w:t>
+            </w:r>
+          </w:p>
+        </w:tc>
+      </w:tr>
+      <w:tr>
+        <w:trPr>
+          <w:cantSplit/>
+        </w:trPr>
+        <w:tc>
+          <w:tcPr>
+            <w:tcW w:type="dxa" w:w="1110"/>
+            <w:tcBorders>
+              <w:top w:val="none" w:color="FFFFFF" w:sz="0"/>
+              <w:left w:val="none" w:color="FFFFFF" w:sz="0"/>
+              <w:bottom w:val="single" w:color="DDE4E9" w:sz="4"/>
+              <w:right w:val="none" w:color="FFFFFF" w:sz="0"/>
+            </w:tcBorders>
+            <w:shd w:fill="FFFFFF" w:color="auto" w:val="clear"/>
+            <w:tcMar>
+              <w:top w:type="dxa" w:w="50"/>
+              <w:left w:type="dxa" w:w="80"/>
+              <w:bottom w:type="dxa" w:w="50"/>
+              <w:right w:type="dxa" w:w="80"/>
+            </w:tcMar>
+            <w:vAlign w:val="center"/>
+          </w:tcPr>
+          <w:p>
+            <w:pPr>
+              <w:jc w:val="left"/>
+            </w:pPr>
+            <w:r>
+              <w:rPr>
+                <w:rFonts w:ascii="Microsoft JhengHei" w:cs="Microsoft JhengHei" w:eastAsia="Microsoft JhengHei" w:hAnsi="Microsoft JhengHei"/>
+                <w:b w:val="false"/>
+                <w:bCs w:val="false"/>
+                <w:color w:val="1E2A33"/>
+                <w:sz w:val="14"/>
+                <w:szCs w:val="14"/>
+              </w:rPr>
+              <w:t xml:space="preserve">土地單價法</w:t>
+            </w:r>
+          </w:p>
+        </w:tc>
+        <w:tc>
+          <w:tcPr>
+            <w:tcW w:type="dxa" w:w="4541"/>
+            <w:tcBorders>
+              <w:top w:val="none" w:color="FFFFFF" w:sz="0"/>
+              <w:left w:val="none" w:color="FFFFFF" w:sz="0"/>
+              <w:bottom w:val="single" w:color="DDE4E9" w:sz="4"/>
+              <w:right w:val="none" w:color="FFFFFF" w:sz="0"/>
+            </w:tcBorders>
+            <w:shd w:fill="FFFFFF" w:color="auto" w:val="clear"/>
+            <w:tcMar>
+              <w:top w:type="dxa" w:w="50"/>
+              <w:left w:type="dxa" w:w="80"/>
+              <w:bottom w:type="dxa" w:w="50"/>
+              <w:right w:type="dxa" w:w="80"/>
+            </w:tcMar>
+            <w:vAlign w:val="center"/>
+          </w:tcPr>
+          <w:p>
+            <w:pPr>
+              <w:jc w:val="left"/>
+            </w:pPr>
+            <w:r>
+              <w:rPr>
+                <w:rFonts w:ascii="Microsoft JhengHei" w:cs="Microsoft JhengHei" w:eastAsia="Microsoft JhengHei" w:hAnsi="Microsoft JhengHei"/>
+                <w:b w:val="false"/>
+                <w:bCs w:val="false"/>
+                <w:color w:val="1E2A33"/>
+                <w:sz w:val="14"/>
+                <w:szCs w:val="14"/>
+              </w:rPr>
+              <w:t xml:space="preserve">七期同齡透天 114 年土地單價中位</w:t>
+            </w:r>
+          </w:p>
+        </w:tc>
+        <w:tc>
+          <w:tcPr>
+            <w:tcW w:type="dxa" w:w="2018"/>
+            <w:tcBorders>
+              <w:top w:val="none" w:color="FFFFFF" w:sz="0"/>
+              <w:left w:val="none" w:color="FFFFFF" w:sz="0"/>
+              <w:bottom w:val="single" w:color="DDE4E9" w:sz="4"/>
+              <w:right w:val="none" w:color="FFFFFF" w:sz="0"/>
+            </w:tcBorders>
+            <w:shd w:fill="FFFFFF" w:color="auto" w:val="clear"/>
+            <w:tcMar>
+              <w:top w:type="dxa" w:w="50"/>
+              <w:left w:type="dxa" w:w="80"/>
+              <w:bottom w:type="dxa" w:w="50"/>
+              <w:right w:type="dxa" w:w="80"/>
+            </w:tcMar>
+            <w:vAlign w:val="center"/>
+          </w:tcPr>
+          <w:p>
+            <w:pPr>
+              <w:jc w:val="right"/>
+            </w:pPr>
+            <w:r>
+              <w:rPr>
+                <w:rFonts w:ascii="Microsoft JhengHei" w:cs="Microsoft JhengHei" w:eastAsia="Microsoft JhengHei" w:hAnsi="Microsoft JhengHei"/>
+                <w:b w:val="false"/>
+                <w:bCs w:val="false"/>
+                <w:color w:val="1E2A33"/>
+                <w:sz w:val="14"/>
+                <w:szCs w:val="14"/>
+              </w:rPr>
+              <w:t xml:space="preserve">112.2 萬 × 33.801 土地坪</w:t>
+            </w:r>
+          </w:p>
+        </w:tc>
+        <w:tc>
+          <w:tcPr>
+            <w:tcW w:type="dxa" w:w="1311"/>
+            <w:tcBorders>
+              <w:top w:val="none" w:color="FFFFFF" w:sz="0"/>
+              <w:left w:val="none" w:color="FFFFFF" w:sz="0"/>
+              <w:bottom w:val="single" w:color="DDE4E9" w:sz="4"/>
+              <w:right w:val="none" w:color="FFFFFF" w:sz="0"/>
+            </w:tcBorders>
+            <w:shd w:fill="FFFFFF" w:color="auto" w:val="clear"/>
+            <w:tcMar>
+              <w:top w:type="dxa" w:w="50"/>
+              <w:left w:type="dxa" w:w="80"/>
+              <w:bottom w:type="dxa" w:w="50"/>
+              <w:right w:type="dxa" w:w="80"/>
+            </w:tcMar>
+            <w:vAlign w:val="center"/>
+          </w:tcPr>
+          <w:p>
+            <w:pPr>
+              <w:jc w:val="right"/>
+            </w:pPr>
+            <w:r>
+              <w:rPr>
+                <w:rFonts w:ascii="Microsoft JhengHei" w:cs="Microsoft JhengHei" w:eastAsia="Microsoft JhengHei" w:hAnsi="Microsoft JhengHei"/>
+                <w:b w:val="false"/>
+                <w:bCs w:val="false"/>
+                <w:color w:val="1E2A33"/>
+                <w:sz w:val="14"/>
+                <w:szCs w:val="14"/>
+              </w:rPr>
+              <w:t xml:space="preserve">3,791</w:t>
+            </w:r>
+          </w:p>
+        </w:tc>
+        <w:tc>
+          <w:tcPr>
+            <w:tcW w:type="dxa" w:w="1112"/>
+            <w:tcBorders>
+              <w:top w:val="none" w:color="FFFFFF" w:sz="0"/>
+              <w:left w:val="none" w:color="FFFFFF" w:sz="0"/>
+              <w:bottom w:val="single" w:color="DDE4E9" w:sz="4"/>
+              <w:right w:val="none" w:color="FFFFFF" w:sz="0"/>
+            </w:tcBorders>
+            <w:shd w:fill="FFFFFF" w:color="auto" w:val="clear"/>
+            <w:tcMar>
+              <w:top w:type="dxa" w:w="50"/>
+              <w:left w:type="dxa" w:w="80"/>
+              <w:bottom w:type="dxa" w:w="50"/>
+              <w:right w:type="dxa" w:w="80"/>
+            </w:tcMar>
+            <w:vAlign w:val="center"/>
+          </w:tcPr>
+          <w:p>
+            <w:pPr>
+              <w:jc w:val="left"/>
+            </w:pPr>
+            <w:r>
+              <w:rPr>
+                <w:rFonts w:ascii="Microsoft JhengHei" w:cs="Microsoft JhengHei" w:eastAsia="Microsoft JhengHei" w:hAnsi="Microsoft JhengHei"/>
+                <w:b w:val="false"/>
+                <w:bCs w:val="false"/>
+                <w:color w:val="1E2A33"/>
+                <w:sz w:val="14"/>
+                <w:szCs w:val="14"/>
+              </w:rPr>
+              <w:t xml:space="preserve">列入區間</w:t>
+            </w:r>
+          </w:p>
+        </w:tc>
+      </w:tr>
+      <w:tr>
+        <w:trPr>
+          <w:cantSplit/>
+        </w:trPr>
+        <w:tc>
+          <w:tcPr>
+            <w:tcW w:type="dxa" w:w="1110"/>
+            <w:tcBorders>
+              <w:top w:val="none" w:color="FFFFFF" w:sz="0"/>
+              <w:left w:val="none" w:color="FFFFFF" w:sz="0"/>
+              <w:bottom w:val="single" w:color="DDE4E9" w:sz="4"/>
+              <w:right w:val="none" w:color="FFFFFF" w:sz="0"/>
+            </w:tcBorders>
+            <w:shd w:fill="EEF3F6" w:color="auto" w:val="clear"/>
+            <w:tcMar>
+              <w:top w:type="dxa" w:w="50"/>
+              <w:left w:type="dxa" w:w="80"/>
+              <w:bottom w:type="dxa" w:w="50"/>
+              <w:right w:type="dxa" w:w="80"/>
+            </w:tcMar>
+            <w:vAlign w:val="center"/>
+          </w:tcPr>
+          <w:p>
+            <w:pPr>
+              <w:jc w:val="left"/>
+            </w:pPr>
+            <w:r>
+              <w:rPr>
+                <w:rFonts w:ascii="Microsoft JhengHei" w:cs="Microsoft JhengHei" w:eastAsia="Microsoft JhengHei" w:hAnsi="Microsoft JhengHei"/>
+                <w:b w:val="false"/>
+                <w:bCs w:val="false"/>
+                <w:color w:val="1E2A33"/>
+                <w:sz w:val="14"/>
+                <w:szCs w:val="14"/>
+              </w:rPr>
+              <w:t xml:space="preserve">同社區還原</w:t>
+            </w:r>
+          </w:p>
+        </w:tc>
+        <w:tc>
+          <w:tcPr>
+            <w:tcW w:type="dxa" w:w="4541"/>
+            <w:tcBorders>
+              <w:top w:val="none" w:color="FFFFFF" w:sz="0"/>
+              <w:left w:val="none" w:color="FFFFFF" w:sz="0"/>
+              <w:bottom w:val="single" w:color="DDE4E9" w:sz="4"/>
+              <w:right w:val="none" w:color="FFFFFF" w:sz="0"/>
+            </w:tcBorders>
+            <w:shd w:fill="EEF3F6" w:color="auto" w:val="clear"/>
+            <w:tcMar>
+              <w:top w:type="dxa" w:w="50"/>
+              <w:left w:type="dxa" w:w="80"/>
+              <w:bottom w:type="dxa" w:w="50"/>
+              <w:right w:type="dxa" w:w="80"/>
+            </w:tcMar>
+            <w:vAlign w:val="center"/>
+          </w:tcPr>
+          <w:p>
+            <w:pPr>
+              <w:jc w:val="left"/>
+            </w:pPr>
+            <w:r>
+              <w:rPr>
+                <w:rFonts w:ascii="Microsoft JhengHei" w:cs="Microsoft JhengHei" w:eastAsia="Microsoft JhengHei" w:hAnsi="Microsoft JhengHei"/>
+                <w:b w:val="false"/>
+                <w:bCs w:val="false"/>
+                <w:color w:val="1E2A33"/>
+                <w:sz w:val="14"/>
+                <w:szCs w:val="14"/>
+              </w:rPr>
+              <w:t xml:space="preserve">本社區 108/11 成交 2,680 萬 × 七期透天地價漲幅（108→114 年）</w:t>
+            </w:r>
+          </w:p>
+        </w:tc>
+        <w:tc>
+          <w:tcPr>
+            <w:tcW w:type="dxa" w:w="2018"/>
+            <w:tcBorders>
+              <w:top w:val="none" w:color="FFFFFF" w:sz="0"/>
+              <w:left w:val="none" w:color="FFFFFF" w:sz="0"/>
+              <w:bottom w:val="single" w:color="DDE4E9" w:sz="4"/>
+              <w:right w:val="none" w:color="FFFFFF" w:sz="0"/>
+            </w:tcBorders>
+            <w:shd w:fill="EEF3F6" w:color="auto" w:val="clear"/>
+            <w:tcMar>
+              <w:top w:type="dxa" w:w="50"/>
+              <w:left w:type="dxa" w:w="80"/>
+              <w:bottom w:type="dxa" w:w="50"/>
+              <w:right w:type="dxa" w:w="80"/>
+            </w:tcMar>
+            <w:vAlign w:val="center"/>
+          </w:tcPr>
+          <w:p>
+            <w:pPr>
+              <w:jc w:val="right"/>
+            </w:pPr>
+            <w:r>
+              <w:rPr>
+                <w:rFonts w:ascii="Microsoft JhengHei" w:cs="Microsoft JhengHei" w:eastAsia="Microsoft JhengHei" w:hAnsi="Microsoft JhengHei"/>
+                <w:b w:val="false"/>
+                <w:bCs w:val="false"/>
+                <w:color w:val="1E2A33"/>
+                <w:sz w:val="14"/>
+                <w:szCs w:val="14"/>
+              </w:rPr>
+              <w:t xml:space="preserve">2,680 萬 × 1.302</w:t>
+            </w:r>
+          </w:p>
+        </w:tc>
+        <w:tc>
+          <w:tcPr>
+            <w:tcW w:type="dxa" w:w="1311"/>
+            <w:tcBorders>
+              <w:top w:val="none" w:color="FFFFFF" w:sz="0"/>
+              <w:left w:val="none" w:color="FFFFFF" w:sz="0"/>
+              <w:bottom w:val="single" w:color="DDE4E9" w:sz="4"/>
+              <w:right w:val="none" w:color="FFFFFF" w:sz="0"/>
+            </w:tcBorders>
+            <w:shd w:fill="EEF3F6" w:color="auto" w:val="clear"/>
+            <w:tcMar>
+              <w:top w:type="dxa" w:w="50"/>
+              <w:left w:type="dxa" w:w="80"/>
+              <w:bottom w:type="dxa" w:w="50"/>
+              <w:right w:type="dxa" w:w="80"/>
+            </w:tcMar>
+            <w:vAlign w:val="center"/>
+          </w:tcPr>
+          <w:p>
+            <w:pPr>
+              <w:jc w:val="right"/>
+            </w:pPr>
+            <w:r>
+              <w:rPr>
+                <w:rFonts w:ascii="Microsoft JhengHei" w:cs="Microsoft JhengHei" w:eastAsia="Microsoft JhengHei" w:hAnsi="Microsoft JhengHei"/>
+                <w:b w:val="false"/>
+                <w:bCs w:val="false"/>
+                <w:color w:val="1E2A33"/>
+                <w:sz w:val="14"/>
+                <w:szCs w:val="14"/>
+              </w:rPr>
+              <w:t xml:space="preserve">3,490</w:t>
+            </w:r>
+          </w:p>
+        </w:tc>
+        <w:tc>
+          <w:tcPr>
+            <w:tcW w:type="dxa" w:w="1112"/>
+            <w:tcBorders>
+              <w:top w:val="none" w:color="FFFFFF" w:sz="0"/>
+              <w:left w:val="none" w:color="FFFFFF" w:sz="0"/>
+              <w:bottom w:val="single" w:color="DDE4E9" w:sz="4"/>
+              <w:right w:val="none" w:color="FFFFFF" w:sz="0"/>
+            </w:tcBorders>
+            <w:shd w:fill="EEF3F6" w:color="auto" w:val="clear"/>
+            <w:tcMar>
+              <w:top w:type="dxa" w:w="50"/>
+              <w:left w:type="dxa" w:w="80"/>
+              <w:bottom w:type="dxa" w:w="50"/>
+              <w:right w:type="dxa" w:w="80"/>
+            </w:tcMar>
+            <w:vAlign w:val="center"/>
+          </w:tcPr>
+          <w:p>
+            <w:pPr>
+              <w:jc w:val="left"/>
+            </w:pPr>
+            <w:r>
+              <w:rPr>
+                <w:rFonts w:ascii="Microsoft JhengHei" w:cs="Microsoft JhengHei" w:eastAsia="Microsoft JhengHei" w:hAnsi="Microsoft JhengHei"/>
+                <w:b w:val="false"/>
+                <w:bCs w:val="false"/>
+                <w:color w:val="1E2A33"/>
+                <w:sz w:val="14"/>
+                <w:szCs w:val="14"/>
+              </w:rPr>
+              <w:t xml:space="preserve">列入區間</w:t>
+            </w:r>
+          </w:p>
+        </w:tc>
+      </w:tr>
+      <w:tr>
+        <w:trPr>
+          <w:cantSplit/>
+        </w:trPr>
+        <w:tc>
+          <w:tcPr>
+            <w:tcW w:type="dxa" w:w="1110"/>
+            <w:tcBorders>
+              <w:top w:val="none" w:color="FFFFFF" w:sz="0"/>
+              <w:left w:val="none" w:color="FFFFFF" w:sz="0"/>
+              <w:bottom w:val="single" w:color="DDE4E9" w:sz="4"/>
+              <w:right w:val="none" w:color="FFFFFF" w:sz="0"/>
+            </w:tcBorders>
+            <w:shd w:fill="FFFFFF" w:color="auto" w:val="clear"/>
+            <w:tcMar>
+              <w:top w:type="dxa" w:w="50"/>
+              <w:left w:type="dxa" w:w="80"/>
+              <w:bottom w:type="dxa" w:w="50"/>
+              <w:right w:type="dxa" w:w="80"/>
+            </w:tcMar>
+            <w:vAlign w:val="center"/>
+          </w:tcPr>
+          <w:p>
+            <w:pPr>
+              <w:jc w:val="left"/>
+            </w:pPr>
+            <w:r>
+              <w:rPr>
+                <w:rFonts w:ascii="Microsoft JhengHei" w:cs="Microsoft JhengHei" w:eastAsia="Microsoft JhengHei" w:hAnsi="Microsoft JhengHei"/>
+                <w:b w:val="false"/>
+                <w:bCs w:val="false"/>
+                <w:color w:val="1E2A33"/>
+                <w:sz w:val="14"/>
+                <w:szCs w:val="14"/>
+              </w:rPr>
+              <w:t xml:space="preserve">同社區還原</w:t>
+            </w:r>
+          </w:p>
+        </w:tc>
+        <w:tc>
+          <w:tcPr>
+            <w:tcW w:type="dxa" w:w="4541"/>
+            <w:tcBorders>
+              <w:top w:val="none" w:color="FFFFFF" w:sz="0"/>
+              <w:left w:val="none" w:color="FFFFFF" w:sz="0"/>
+              <w:bottom w:val="single" w:color="DDE4E9" w:sz="4"/>
+              <w:right w:val="none" w:color="FFFFFF" w:sz="0"/>
+            </w:tcBorders>
+            <w:shd w:fill="FFFFFF" w:color="auto" w:val="clear"/>
+            <w:tcMar>
+              <w:top w:type="dxa" w:w="50"/>
+              <w:left w:type="dxa" w:w="80"/>
+              <w:bottom w:type="dxa" w:w="50"/>
+              <w:right w:type="dxa" w:w="80"/>
+            </w:tcMar>
+            <w:vAlign w:val="center"/>
+          </w:tcPr>
+          <w:p>
+            <w:pPr>
+              <w:jc w:val="left"/>
+            </w:pPr>
+            <w:r>
+              <w:rPr>
+                <w:rFonts w:ascii="Microsoft JhengHei" w:cs="Microsoft JhengHei" w:eastAsia="Microsoft JhengHei" w:hAnsi="Microsoft JhengHei"/>
+                <w:b w:val="false"/>
+                <w:bCs w:val="false"/>
+                <w:color w:val="1E2A33"/>
+                <w:sz w:val="14"/>
+                <w:szCs w:val="14"/>
+              </w:rPr>
+              <w:t xml:space="preserve">本社區 108/11 成交 2,680 萬 × 七期透天地價漲幅（108→115 年 1–8 月）</w:t>
+            </w:r>
+          </w:p>
+        </w:tc>
+        <w:tc>
+          <w:tcPr>
+            <w:tcW w:type="dxa" w:w="2018"/>
+            <w:tcBorders>
+              <w:top w:val="none" w:color="FFFFFF" w:sz="0"/>
+              <w:left w:val="none" w:color="FFFFFF" w:sz="0"/>
+              <w:bottom w:val="single" w:color="DDE4E9" w:sz="4"/>
+              <w:right w:val="none" w:color="FFFFFF" w:sz="0"/>
+            </w:tcBorders>
+            <w:shd w:fill="FFFFFF" w:color="auto" w:val="clear"/>
+            <w:tcMar>
+              <w:top w:type="dxa" w:w="50"/>
+              <w:left w:type="dxa" w:w="80"/>
+              <w:bottom w:type="dxa" w:w="50"/>
+              <w:right w:type="dxa" w:w="80"/>
+            </w:tcMar>
+            <w:vAlign w:val="center"/>
+          </w:tcPr>
+          <w:p>
+            <w:pPr>
+              <w:jc w:val="right"/>
+            </w:pPr>
+            <w:r>
+              <w:rPr>
+                <w:rFonts w:ascii="Microsoft JhengHei" w:cs="Microsoft JhengHei" w:eastAsia="Microsoft JhengHei" w:hAnsi="Microsoft JhengHei"/>
+                <w:b w:val="false"/>
+                <w:bCs w:val="false"/>
+                <w:color w:val="1E2A33"/>
+                <w:sz w:val="14"/>
+                <w:szCs w:val="14"/>
+              </w:rPr>
+              <w:t xml:space="preserve">2,680 萬 × 1.437</w:t>
+            </w:r>
+          </w:p>
+        </w:tc>
+        <w:tc>
+          <w:tcPr>
+            <w:tcW w:type="dxa" w:w="1311"/>
+            <w:tcBorders>
+              <w:top w:val="none" w:color="FFFFFF" w:sz="0"/>
+              <w:left w:val="none" w:color="FFFFFF" w:sz="0"/>
+              <w:bottom w:val="single" w:color="DDE4E9" w:sz="4"/>
+              <w:right w:val="none" w:color="FFFFFF" w:sz="0"/>
+            </w:tcBorders>
+            <w:shd w:fill="FFFFFF" w:color="auto" w:val="clear"/>
+            <w:tcMar>
+              <w:top w:type="dxa" w:w="50"/>
+              <w:left w:type="dxa" w:w="80"/>
+              <w:bottom w:type="dxa" w:w="50"/>
+              <w:right w:type="dxa" w:w="80"/>
+            </w:tcMar>
+            <w:vAlign w:val="center"/>
+          </w:tcPr>
+          <w:p>
+            <w:pPr>
+              <w:jc w:val="right"/>
+            </w:pPr>
+            <w:r>
+              <w:rPr>
+                <w:rFonts w:ascii="Microsoft JhengHei" w:cs="Microsoft JhengHei" w:eastAsia="Microsoft JhengHei" w:hAnsi="Microsoft JhengHei"/>
+                <w:b w:val="false"/>
+                <w:bCs w:val="false"/>
+                <w:color w:val="1E2A33"/>
+                <w:sz w:val="14"/>
+                <w:szCs w:val="14"/>
+              </w:rPr>
+              <w:t xml:space="preserve">3,850</w:t>
+            </w:r>
+          </w:p>
+        </w:tc>
+        <w:tc>
+          <w:tcPr>
+            <w:tcW w:type="dxa" w:w="1112"/>
+            <w:tcBorders>
+              <w:top w:val="none" w:color="FFFFFF" w:sz="0"/>
+              <w:left w:val="none" w:color="FFFFFF" w:sz="0"/>
+              <w:bottom w:val="single" w:color="DDE4E9" w:sz="4"/>
+              <w:right w:val="none" w:color="FFFFFF" w:sz="0"/>
+            </w:tcBorders>
+            <w:shd w:fill="FFFFFF" w:color="auto" w:val="clear"/>
+            <w:tcMar>
+              <w:top w:type="dxa" w:w="50"/>
+              <w:left w:type="dxa" w:w="80"/>
+              <w:bottom w:type="dxa" w:w="50"/>
+              <w:right w:type="dxa" w:w="80"/>
+            </w:tcMar>
+            <w:vAlign w:val="center"/>
+          </w:tcPr>
+          <w:p>
+            <w:pPr>
+              <w:jc w:val="left"/>
+            </w:pPr>
+            <w:r>
+              <w:rPr>
+                <w:rFonts w:ascii="Microsoft JhengHei" w:cs="Microsoft JhengHei" w:eastAsia="Microsoft JhengHei" w:hAnsi="Microsoft JhengHei"/>
+                <w:b w:val="false"/>
+                <w:bCs w:val="false"/>
+                <w:color w:val="1E2A33"/>
+                <w:sz w:val="14"/>
+                <w:szCs w:val="14"/>
+              </w:rPr>
+              <w:t xml:space="preserve">列入區間</w:t>
+            </w:r>
+          </w:p>
+        </w:tc>
+      </w:tr>
+      <w:tr>
+        <w:trPr>
+          <w:cantSplit/>
+        </w:trPr>
+        <w:tc>
+          <w:tcPr>
+            <w:tcW w:type="dxa" w:w="1110"/>
+            <w:tcBorders>
+              <w:top w:val="none" w:color="FFFFFF" w:sz="0"/>
+              <w:left w:val="none" w:color="FFFFFF" w:sz="0"/>
+              <w:bottom w:val="single" w:color="DDE4E9" w:sz="4"/>
+              <w:right w:val="none" w:color="FFFFFF" w:sz="0"/>
+            </w:tcBorders>
+            <w:shd w:fill="EEF3F6" w:color="auto" w:val="clear"/>
+            <w:tcMar>
+              <w:top w:type="dxa" w:w="50"/>
+              <w:left w:type="dxa" w:w="80"/>
+              <w:bottom w:type="dxa" w:w="50"/>
+              <w:right w:type="dxa" w:w="80"/>
+            </w:tcMar>
+            <w:vAlign w:val="center"/>
+          </w:tcPr>
+          <w:p>
+            <w:pPr>
+              <w:jc w:val="left"/>
+            </w:pPr>
+            <w:r>
+              <w:rPr>
+                <w:rFonts w:ascii="Microsoft JhengHei" w:cs="Microsoft JhengHei" w:eastAsia="Microsoft JhengHei" w:hAnsi="Microsoft JhengHei"/>
+                <w:b w:val="false"/>
+                <w:bCs w:val="false"/>
+                <w:color w:val="1E2A33"/>
+                <w:sz w:val="14"/>
+                <w:szCs w:val="14"/>
+              </w:rPr>
+              <w:t xml:space="preserve">近似個案</w:t>
+            </w:r>
+          </w:p>
+        </w:tc>
+        <w:tc>
+          <w:tcPr>
+            <w:tcW w:type="dxa" w:w="4541"/>
+            <w:tcBorders>
+              <w:top w:val="none" w:color="FFFFFF" w:sz="0"/>
+              <w:left w:val="none" w:color="FFFFFF" w:sz="0"/>
+              <w:bottom w:val="single" w:color="DDE4E9" w:sz="4"/>
+              <w:right w:val="none" w:color="FFFFFF" w:sz="0"/>
+            </w:tcBorders>
+            <w:shd w:fill="EEF3F6" w:color="auto" w:val="clear"/>
+            <w:tcMar>
+              <w:top w:type="dxa" w:w="50"/>
+              <w:left w:type="dxa" w:w="80"/>
+              <w:bottom w:type="dxa" w:w="50"/>
+              <w:right w:type="dxa" w:w="80"/>
+            </w:tcMar>
+            <w:vAlign w:val="center"/>
+          </w:tcPr>
+          <w:p>
+            <w:pPr>
+              <w:jc w:val="left"/>
+            </w:pPr>
+            <w:r>
+              <w:rPr>
+                <w:rFonts w:ascii="Microsoft JhengHei" w:cs="Microsoft JhengHei" w:eastAsia="Microsoft JhengHei" w:hAnsi="Microsoft JhengHei"/>
+                <w:b w:val="false"/>
+                <w:bCs w:val="false"/>
+                <w:color w:val="1E2A33"/>
+                <w:sz w:val="14"/>
+                <w:szCs w:val="14"/>
+              </w:rPr>
+              <w:t xml:space="preserve">千松歐寶 114/12/06（屋齡 29、地坪 34.17）土地單價</w:t>
+            </w:r>
+          </w:p>
+        </w:tc>
+        <w:tc>
+          <w:tcPr>
+            <w:tcW w:type="dxa" w:w="2018"/>
+            <w:tcBorders>
+              <w:top w:val="none" w:color="FFFFFF" w:sz="0"/>
+              <w:left w:val="none" w:color="FFFFFF" w:sz="0"/>
+              <w:bottom w:val="single" w:color="DDE4E9" w:sz="4"/>
+              <w:right w:val="none" w:color="FFFFFF" w:sz="0"/>
+            </w:tcBorders>
+            <w:shd w:fill="EEF3F6" w:color="auto" w:val="clear"/>
+            <w:tcMar>
+              <w:top w:type="dxa" w:w="50"/>
+              <w:left w:type="dxa" w:w="80"/>
+              <w:bottom w:type="dxa" w:w="50"/>
+              <w:right w:type="dxa" w:w="80"/>
+            </w:tcMar>
+            <w:vAlign w:val="center"/>
+          </w:tcPr>
+          <w:p>
+            <w:pPr>
+              <w:jc w:val="right"/>
+            </w:pPr>
+            <w:r>
+              <w:rPr>
+                <w:rFonts w:ascii="Microsoft JhengHei" w:cs="Microsoft JhengHei" w:eastAsia="Microsoft JhengHei" w:hAnsi="Microsoft JhengHei"/>
+                <w:b w:val="false"/>
+                <w:bCs w:val="false"/>
+                <w:color w:val="1E2A33"/>
+                <w:sz w:val="14"/>
+                <w:szCs w:val="14"/>
+              </w:rPr>
+              <w:t xml:space="preserve">101.5 萬 × 33.801 土地坪</w:t>
+            </w:r>
+          </w:p>
+        </w:tc>
+        <w:tc>
+          <w:tcPr>
+            <w:tcW w:type="dxa" w:w="1311"/>
+            <w:tcBorders>
+              <w:top w:val="none" w:color="FFFFFF" w:sz="0"/>
+              <w:left w:val="none" w:color="FFFFFF" w:sz="0"/>
+              <w:bottom w:val="single" w:color="DDE4E9" w:sz="4"/>
+              <w:right w:val="none" w:color="FFFFFF" w:sz="0"/>
+            </w:tcBorders>
+            <w:shd w:fill="EEF3F6" w:color="auto" w:val="clear"/>
+            <w:tcMar>
+              <w:top w:type="dxa" w:w="50"/>
+              <w:left w:type="dxa" w:w="80"/>
+              <w:bottom w:type="dxa" w:w="50"/>
+              <w:right w:type="dxa" w:w="80"/>
+            </w:tcMar>
+            <w:vAlign w:val="center"/>
+          </w:tcPr>
+          <w:p>
+            <w:pPr>
+              <w:jc w:val="right"/>
+            </w:pPr>
+            <w:r>
+              <w:rPr>
+                <w:rFonts w:ascii="Microsoft JhengHei" w:cs="Microsoft JhengHei" w:eastAsia="Microsoft JhengHei" w:hAnsi="Microsoft JhengHei"/>
+                <w:b w:val="false"/>
+                <w:bCs w:val="false"/>
+                <w:color w:val="1E2A33"/>
+                <w:sz w:val="14"/>
+                <w:szCs w:val="14"/>
+              </w:rPr>
+              <w:t xml:space="preserve">3,432</w:t>
+            </w:r>
+          </w:p>
+        </w:tc>
+        <w:tc>
+          <w:tcPr>
+            <w:tcW w:type="dxa" w:w="1112"/>
+            <w:tcBorders>
+              <w:top w:val="none" w:color="FFFFFF" w:sz="0"/>
+              <w:left w:val="none" w:color="FFFFFF" w:sz="0"/>
+              <w:bottom w:val="single" w:color="DDE4E9" w:sz="4"/>
+              <w:right w:val="none" w:color="FFFFFF" w:sz="0"/>
+            </w:tcBorders>
+            <w:shd w:fill="EEF3F6" w:color="auto" w:val="clear"/>
+            <w:tcMar>
+              <w:top w:type="dxa" w:w="50"/>
+              <w:left w:type="dxa" w:w="80"/>
+              <w:bottom w:type="dxa" w:w="50"/>
+              <w:right w:type="dxa" w:w="80"/>
+            </w:tcMar>
+            <w:vAlign w:val="center"/>
+          </w:tcPr>
+          <w:p>
+            <w:pPr>
+              <w:jc w:val="left"/>
+            </w:pPr>
+            <w:r>
+              <w:rPr>
+                <w:rFonts w:ascii="Microsoft JhengHei" w:cs="Microsoft JhengHei" w:eastAsia="Microsoft JhengHei" w:hAnsi="Microsoft JhengHei"/>
+                <w:b w:val="false"/>
+                <w:bCs w:val="false"/>
+                <w:color w:val="1E2A33"/>
+                <w:sz w:val="14"/>
+                <w:szCs w:val="14"/>
+              </w:rPr>
+              <w:t xml:space="preserve">列入區間</w:t>
+            </w:r>
+          </w:p>
+        </w:tc>
+      </w:tr>
+      <w:tr>
+        <w:trPr>
+          <w:cantSplit/>
+        </w:trPr>
+        <w:tc>
+          <w:tcPr>
+            <w:tcW w:type="dxa" w:w="1110"/>
+            <w:tcBorders>
+              <w:top w:val="none" w:color="FFFFFF" w:sz="0"/>
+              <w:left w:val="none" w:color="FFFFFF" w:sz="0"/>
+              <w:bottom w:val="single" w:color="DDE4E9" w:sz="4"/>
+              <w:right w:val="none" w:color="FFFFFF" w:sz="0"/>
+            </w:tcBorders>
+            <w:shd w:fill="FFFFFF" w:color="auto" w:val="clear"/>
+            <w:tcMar>
+              <w:top w:type="dxa" w:w="50"/>
+              <w:left w:type="dxa" w:w="80"/>
+              <w:bottom w:type="dxa" w:w="50"/>
+              <w:right w:type="dxa" w:w="80"/>
+            </w:tcMar>
+            <w:vAlign w:val="center"/>
+          </w:tcPr>
+          <w:p>
+            <w:pPr>
+              <w:jc w:val="left"/>
+            </w:pPr>
+            <w:r>
+              <w:rPr>
+                <w:rFonts w:ascii="Microsoft JhengHei" w:cs="Microsoft JhengHei" w:eastAsia="Microsoft JhengHei" w:hAnsi="Microsoft JhengHei"/>
+                <w:b w:val="false"/>
+                <w:bCs w:val="false"/>
+                <w:color w:val="1E2A33"/>
+                <w:sz w:val="14"/>
+                <w:szCs w:val="14"/>
+              </w:rPr>
+              <w:t xml:space="preserve">近似個案</w:t>
+            </w:r>
+          </w:p>
+        </w:tc>
+        <w:tc>
+          <w:tcPr>
+            <w:tcW w:type="dxa" w:w="4541"/>
+            <w:tcBorders>
+              <w:top w:val="none" w:color="FFFFFF" w:sz="0"/>
+              <w:left w:val="none" w:color="FFFFFF" w:sz="0"/>
+              <w:bottom w:val="single" w:color="DDE4E9" w:sz="4"/>
+              <w:right w:val="none" w:color="FFFFFF" w:sz="0"/>
+            </w:tcBorders>
+            <w:shd w:fill="FFFFFF" w:color="auto" w:val="clear"/>
+            <w:tcMar>
+              <w:top w:type="dxa" w:w="50"/>
+              <w:left w:type="dxa" w:w="80"/>
+              <w:bottom w:type="dxa" w:w="50"/>
+              <w:right w:type="dxa" w:w="80"/>
+            </w:tcMar>
+            <w:vAlign w:val="center"/>
+          </w:tcPr>
+          <w:p>
+            <w:pPr>
+              <w:jc w:val="left"/>
+            </w:pPr>
+            <w:r>
+              <w:rPr>
+                <w:rFonts w:ascii="Microsoft JhengHei" w:cs="Microsoft JhengHei" w:eastAsia="Microsoft JhengHei" w:hAnsi="Microsoft JhengHei"/>
+                <w:b w:val="false"/>
+                <w:bCs w:val="false"/>
+                <w:color w:val="1E2A33"/>
+                <w:sz w:val="14"/>
+                <w:szCs w:val="14"/>
+              </w:rPr>
+              <w:t xml:space="preserve">通豪彧翠 114/04/03（屋齡 25、地坪 36.42）土地單價</w:t>
+            </w:r>
+          </w:p>
+        </w:tc>
+        <w:tc>
+          <w:tcPr>
+            <w:tcW w:type="dxa" w:w="2018"/>
+            <w:tcBorders>
+              <w:top w:val="none" w:color="FFFFFF" w:sz="0"/>
+              <w:left w:val="none" w:color="FFFFFF" w:sz="0"/>
+              <w:bottom w:val="single" w:color="DDE4E9" w:sz="4"/>
+              <w:right w:val="none" w:color="FFFFFF" w:sz="0"/>
+            </w:tcBorders>
+            <w:shd w:fill="FFFFFF" w:color="auto" w:val="clear"/>
+            <w:tcMar>
+              <w:top w:type="dxa" w:w="50"/>
+              <w:left w:type="dxa" w:w="80"/>
+              <w:bottom w:type="dxa" w:w="50"/>
+              <w:right w:type="dxa" w:w="80"/>
+            </w:tcMar>
+            <w:vAlign w:val="center"/>
+          </w:tcPr>
+          <w:p>
+            <w:pPr>
+              <w:jc w:val="right"/>
+            </w:pPr>
+            <w:r>
+              <w:rPr>
+                <w:rFonts w:ascii="Microsoft JhengHei" w:cs="Microsoft JhengHei" w:eastAsia="Microsoft JhengHei" w:hAnsi="Microsoft JhengHei"/>
+                <w:b w:val="false"/>
+                <w:bCs w:val="false"/>
+                <w:color w:val="1E2A33"/>
+                <w:sz w:val="14"/>
+                <w:szCs w:val="14"/>
+              </w:rPr>
+              <w:t xml:space="preserve">105.9 萬 × 33.801 土地坪</w:t>
+            </w:r>
+          </w:p>
+        </w:tc>
+        <w:tc>
+          <w:tcPr>
+            <w:tcW w:type="dxa" w:w="1311"/>
+            <w:tcBorders>
+              <w:top w:val="none" w:color="FFFFFF" w:sz="0"/>
+              <w:left w:val="none" w:color="FFFFFF" w:sz="0"/>
+              <w:bottom w:val="single" w:color="DDE4E9" w:sz="4"/>
+              <w:right w:val="none" w:color="FFFFFF" w:sz="0"/>
+            </w:tcBorders>
+            <w:shd w:fill="FFFFFF" w:color="auto" w:val="clear"/>
+            <w:tcMar>
+              <w:top w:type="dxa" w:w="50"/>
+              <w:left w:type="dxa" w:w="80"/>
+              <w:bottom w:type="dxa" w:w="50"/>
+              <w:right w:type="dxa" w:w="80"/>
+            </w:tcMar>
+            <w:vAlign w:val="center"/>
+          </w:tcPr>
+          <w:p>
+            <w:pPr>
+              <w:jc w:val="right"/>
+            </w:pPr>
+            <w:r>
+              <w:rPr>
+                <w:rFonts w:ascii="Microsoft JhengHei" w:cs="Microsoft JhengHei" w:eastAsia="Microsoft JhengHei" w:hAnsi="Microsoft JhengHei"/>
+                <w:b w:val="false"/>
+                <w:bCs w:val="false"/>
+                <w:color w:val="1E2A33"/>
+                <w:sz w:val="14"/>
+                <w:szCs w:val="14"/>
+              </w:rPr>
+              <w:t xml:space="preserve">3,581</w:t>
+            </w:r>
+          </w:p>
+        </w:tc>
+        <w:tc>
+          <w:tcPr>
+            <w:tcW w:type="dxa" w:w="1112"/>
+            <w:tcBorders>
+              <w:top w:val="none" w:color="FFFFFF" w:sz="0"/>
+              <w:left w:val="none" w:color="FFFFFF" w:sz="0"/>
+              <w:bottom w:val="single" w:color="DDE4E9" w:sz="4"/>
+              <w:right w:val="none" w:color="FFFFFF" w:sz="0"/>
+            </w:tcBorders>
+            <w:shd w:fill="FFFFFF" w:color="auto" w:val="clear"/>
+            <w:tcMar>
+              <w:top w:type="dxa" w:w="50"/>
+              <w:left w:type="dxa" w:w="80"/>
+              <w:bottom w:type="dxa" w:w="50"/>
+              <w:right w:type="dxa" w:w="80"/>
+            </w:tcMar>
+            <w:vAlign w:val="center"/>
+          </w:tcPr>
+          <w:p>
+            <w:pPr>
+              <w:jc w:val="left"/>
+            </w:pPr>
+            <w:r>
+              <w:rPr>
+                <w:rFonts w:ascii="Microsoft JhengHei" w:cs="Microsoft JhengHei" w:eastAsia="Microsoft JhengHei" w:hAnsi="Microsoft JhengHei"/>
+                <w:b w:val="false"/>
+                <w:bCs w:val="false"/>
+                <w:color w:val="1E2A33"/>
+                <w:sz w:val="14"/>
+                <w:szCs w:val="14"/>
+              </w:rPr>
+              <w:t xml:space="preserve">列入區間</w:t>
+            </w:r>
+          </w:p>
+        </w:tc>
+      </w:tr>
+      <w:tr>
+        <w:trPr>
+          <w:cantSplit/>
+        </w:trPr>
+        <w:tc>
+          <w:tcPr>
+            <w:tcW w:type="dxa" w:w="1110"/>
+            <w:tcBorders>
+              <w:top w:val="none" w:color="FFFFFF" w:sz="0"/>
+              <w:left w:val="none" w:color="FFFFFF" w:sz="0"/>
+              <w:bottom w:val="single" w:color="DDE4E9" w:sz="4"/>
+              <w:right w:val="none" w:color="FFFFFF" w:sz="0"/>
+            </w:tcBorders>
+            <w:shd w:fill="EEF3F6" w:color="auto" w:val="clear"/>
+            <w:tcMar>
+              <w:top w:type="dxa" w:w="50"/>
+              <w:left w:type="dxa" w:w="80"/>
+              <w:bottom w:type="dxa" w:w="50"/>
+              <w:right w:type="dxa" w:w="80"/>
+            </w:tcMar>
+            <w:vAlign w:val="center"/>
+          </w:tcPr>
+          <w:p>
+            <w:pPr>
+              <w:jc w:val="left"/>
+            </w:pPr>
+            <w:r>
+              <w:rPr>
+                <w:rFonts w:ascii="Microsoft JhengHei" w:cs="Microsoft JhengHei" w:eastAsia="Microsoft JhengHei" w:hAnsi="Microsoft JhengHei"/>
+                <w:b w:val="false"/>
+                <w:bCs w:val="false"/>
+                <w:color w:val="1E2A33"/>
+                <w:sz w:val="14"/>
+                <w:szCs w:val="14"/>
+              </w:rPr>
+              <w:t xml:space="preserve">建坪單價法</w:t>
+            </w:r>
+          </w:p>
+        </w:tc>
+        <w:tc>
+          <w:tcPr>
+            <w:tcW w:type="dxa" w:w="4541"/>
+            <w:tcBorders>
+              <w:top w:val="none" w:color="FFFFFF" w:sz="0"/>
+              <w:left w:val="none" w:color="FFFFFF" w:sz="0"/>
+              <w:bottom w:val="single" w:color="DDE4E9" w:sz="4"/>
+              <w:right w:val="none" w:color="FFFFFF" w:sz="0"/>
+            </w:tcBorders>
+            <w:shd w:fill="EEF3F6" w:color="auto" w:val="clear"/>
+            <w:tcMar>
+              <w:top w:type="dxa" w:w="50"/>
+              <w:left w:type="dxa" w:w="80"/>
+              <w:bottom w:type="dxa" w:w="50"/>
+              <w:right w:type="dxa" w:w="80"/>
+            </w:tcMar>
+            <w:vAlign w:val="center"/>
+          </w:tcPr>
+          <w:p>
+            <w:pPr>
+              <w:jc w:val="left"/>
+            </w:pPr>
+            <w:r>
+              <w:rPr>
+                <w:rFonts w:ascii="Microsoft JhengHei" w:cs="Microsoft JhengHei" w:eastAsia="Microsoft JhengHei" w:hAnsi="Microsoft JhengHei"/>
+                <w:b w:val="false"/>
+                <w:bCs w:val="false"/>
+                <w:color w:val="1E2A33"/>
+                <w:sz w:val="14"/>
+                <w:szCs w:val="14"/>
+              </w:rPr>
+              <w:t xml:space="preserve">七期同齡透天 114 年建坪單價中位（本戶建坪較小，偏低參考）</w:t>
+            </w:r>
+          </w:p>
+        </w:tc>
+        <w:tc>
+          <w:tcPr>
+            <w:tcW w:type="dxa" w:w="2018"/>
+            <w:tcBorders>
+              <w:top w:val="none" w:color="FFFFFF" w:sz="0"/>
+              <w:left w:val="none" w:color="FFFFFF" w:sz="0"/>
+              <w:bottom w:val="single" w:color="DDE4E9" w:sz="4"/>
+              <w:right w:val="none" w:color="FFFFFF" w:sz="0"/>
+            </w:tcBorders>
+            <w:shd w:fill="EEF3F6" w:color="auto" w:val="clear"/>
+            <w:tcMar>
+              <w:top w:type="dxa" w:w="50"/>
+              <w:left w:type="dxa" w:w="80"/>
+              <w:bottom w:type="dxa" w:w="50"/>
+              <w:right w:type="dxa" w:w="80"/>
+            </w:tcMar>
+            <w:vAlign w:val="center"/>
+          </w:tcPr>
+          <w:p>
+            <w:pPr>
+              <w:jc w:val="right"/>
+            </w:pPr>
+            <w:r>
+              <w:rPr>
+                <w:rFonts w:ascii="Microsoft JhengHei" w:cs="Microsoft JhengHei" w:eastAsia="Microsoft JhengHei" w:hAnsi="Microsoft JhengHei"/>
+                <w:b w:val="false"/>
+                <w:bCs w:val="false"/>
+                <w:color w:val="1E2A33"/>
+                <w:sz w:val="14"/>
+                <w:szCs w:val="14"/>
+              </w:rPr>
+              <w:t xml:space="preserve">43.1 萬 × 73.904 建坪</w:t>
+            </w:r>
+          </w:p>
+        </w:tc>
+        <w:tc>
+          <w:tcPr>
+            <w:tcW w:type="dxa" w:w="1311"/>
+            <w:tcBorders>
+              <w:top w:val="none" w:color="FFFFFF" w:sz="0"/>
+              <w:left w:val="none" w:color="FFFFFF" w:sz="0"/>
+              <w:bottom w:val="single" w:color="DDE4E9" w:sz="4"/>
+              <w:right w:val="none" w:color="FFFFFF" w:sz="0"/>
+            </w:tcBorders>
+            <w:shd w:fill="EEF3F6" w:color="auto" w:val="clear"/>
+            <w:tcMar>
+              <w:top w:type="dxa" w:w="50"/>
+              <w:left w:type="dxa" w:w="80"/>
+              <w:bottom w:type="dxa" w:w="50"/>
+              <w:right w:type="dxa" w:w="80"/>
+            </w:tcMar>
+            <w:vAlign w:val="center"/>
+          </w:tcPr>
+          <w:p>
+            <w:pPr>
+              <w:jc w:val="right"/>
+            </w:pPr>
+            <w:r>
+              <w:rPr>
+                <w:rFonts w:ascii="Microsoft JhengHei" w:cs="Microsoft JhengHei" w:eastAsia="Microsoft JhengHei" w:hAnsi="Microsoft JhengHei"/>
+                <w:b w:val="false"/>
+                <w:bCs w:val="false"/>
+                <w:color w:val="1E2A33"/>
+                <w:sz w:val="14"/>
+                <w:szCs w:val="14"/>
+              </w:rPr>
+              <w:t xml:space="preserve">3,186</w:t>
+            </w:r>
+          </w:p>
+        </w:tc>
+        <w:tc>
+          <w:tcPr>
+            <w:tcW w:type="dxa" w:w="1112"/>
+            <w:tcBorders>
+              <w:top w:val="none" w:color="FFFFFF" w:sz="0"/>
+              <w:left w:val="none" w:color="FFFFFF" w:sz="0"/>
+              <w:bottom w:val="single" w:color="DDE4E9" w:sz="4"/>
+              <w:right w:val="none" w:color="FFFFFF" w:sz="0"/>
+            </w:tcBorders>
+            <w:shd w:fill="EEF3F6" w:color="auto" w:val="clear"/>
+            <w:tcMar>
+              <w:top w:type="dxa" w:w="50"/>
+              <w:left w:type="dxa" w:w="80"/>
+              <w:bottom w:type="dxa" w:w="50"/>
+              <w:right w:type="dxa" w:w="80"/>
+            </w:tcMar>
+            <w:vAlign w:val="center"/>
+          </w:tcPr>
+          <w:p>
+            <w:pPr>
+              <w:jc w:val="left"/>
+            </w:pPr>
+            <w:r>
+              <w:rPr>
+                <w:rFonts w:ascii="Microsoft JhengHei" w:cs="Microsoft JhengHei" w:eastAsia="Microsoft JhengHei" w:hAnsi="Microsoft JhengHei"/>
+                <w:b w:val="false"/>
+                <w:bCs w:val="false"/>
+                <w:color w:val="1E2A33"/>
+                <w:sz w:val="14"/>
+                <w:szCs w:val="14"/>
+              </w:rPr>
+              <w:t xml:space="preserve">僅參考</w:t>
+            </w:r>
+          </w:p>
+        </w:tc>
+      </w:tr>
+      <w:tr>
+        <w:trPr>
+          <w:cantSplit/>
+        </w:trPr>
+        <w:tc>
+          <w:tcPr>
+            <w:tcW w:type="dxa" w:w="1110"/>
+            <w:tcBorders>
+              <w:top w:val="none" w:color="FFFFFF" w:sz="0"/>
+              <w:left w:val="none" w:color="FFFFFF" w:sz="0"/>
+              <w:bottom w:val="single" w:color="DDE4E9" w:sz="4"/>
+              <w:right w:val="none" w:color="FFFFFF" w:sz="0"/>
+            </w:tcBorders>
+            <w:shd w:fill="FFFFFF" w:color="auto" w:val="clear"/>
+            <w:tcMar>
+              <w:top w:type="dxa" w:w="50"/>
+              <w:left w:type="dxa" w:w="80"/>
+              <w:bottom w:type="dxa" w:w="50"/>
+              <w:right w:type="dxa" w:w="80"/>
+            </w:tcMar>
+            <w:vAlign w:val="center"/>
+          </w:tcPr>
+          <w:p>
+            <w:pPr>
+              <w:jc w:val="left"/>
+            </w:pPr>
+            <w:r>
+              <w:rPr>
+                <w:rFonts w:ascii="Microsoft JhengHei" w:cs="Microsoft JhengHei" w:eastAsia="Microsoft JhengHei" w:hAnsi="Microsoft JhengHei"/>
+                <w:b w:val="false"/>
+                <w:bCs w:val="false"/>
+                <w:color w:val="1E2A33"/>
+                <w:sz w:val="14"/>
+                <w:szCs w:val="14"/>
+              </w:rPr>
+              <w:t xml:space="preserve">土地單價法</w:t>
+            </w:r>
+          </w:p>
+        </w:tc>
+        <w:tc>
+          <w:tcPr>
+            <w:tcW w:type="dxa" w:w="4541"/>
+            <w:tcBorders>
+              <w:top w:val="none" w:color="FFFFFF" w:sz="0"/>
+              <w:left w:val="none" w:color="FFFFFF" w:sz="0"/>
+              <w:bottom w:val="single" w:color="DDE4E9" w:sz="4"/>
+              <w:right w:val="none" w:color="FFFFFF" w:sz="0"/>
+            </w:tcBorders>
+            <w:shd w:fill="FFFFFF" w:color="auto" w:val="clear"/>
+            <w:tcMar>
+              <w:top w:type="dxa" w:w="50"/>
+              <w:left w:type="dxa" w:w="80"/>
+              <w:bottom w:type="dxa" w:w="50"/>
+              <w:right w:type="dxa" w:w="80"/>
+            </w:tcMar>
+            <w:vAlign w:val="center"/>
+          </w:tcPr>
+          <w:p>
+            <w:pPr>
+              <w:jc w:val="left"/>
+            </w:pPr>
+            <w:r>
+              <w:rPr>
+                <w:rFonts w:ascii="Microsoft JhengHei" w:cs="Microsoft JhengHei" w:eastAsia="Microsoft JhengHei" w:hAnsi="Microsoft JhengHei"/>
+                <w:b w:val="false"/>
+                <w:bCs w:val="false"/>
+                <w:color w:val="1E2A33"/>
+                <w:sz w:val="14"/>
+                <w:szCs w:val="14"/>
+              </w:rPr>
+              <w:t xml:space="preserve">七期同齡透天 115 年 1–8 月土地單價中位（僅 4 筆，偏高參考）</w:t>
+            </w:r>
+          </w:p>
+        </w:tc>
+        <w:tc>
+          <w:tcPr>
+            <w:tcW w:type="dxa" w:w="2018"/>
+            <w:tcBorders>
+              <w:top w:val="none" w:color="FFFFFF" w:sz="0"/>
+              <w:left w:val="none" w:color="FFFFFF" w:sz="0"/>
+              <w:bottom w:val="single" w:color="DDE4E9" w:sz="4"/>
+              <w:right w:val="none" w:color="FFFFFF" w:sz="0"/>
+            </w:tcBorders>
+            <w:shd w:fill="FFFFFF" w:color="auto" w:val="clear"/>
+            <w:tcMar>
+              <w:top w:type="dxa" w:w="50"/>
+              <w:left w:type="dxa" w:w="80"/>
+              <w:bottom w:type="dxa" w:w="50"/>
+              <w:right w:type="dxa" w:w="80"/>
+            </w:tcMar>
+            <w:vAlign w:val="center"/>
+          </w:tcPr>
+          <w:p>
+            <w:pPr>
+              <w:jc w:val="right"/>
+            </w:pPr>
+            <w:r>
+              <w:rPr>
+                <w:rFonts w:ascii="Microsoft JhengHei" w:cs="Microsoft JhengHei" w:eastAsia="Microsoft JhengHei" w:hAnsi="Microsoft JhengHei"/>
+                <w:b w:val="false"/>
+                <w:bCs w:val="false"/>
+                <w:color w:val="1E2A33"/>
+                <w:sz w:val="14"/>
+                <w:szCs w:val="14"/>
+              </w:rPr>
+              <w:t xml:space="preserve">120.3 萬 × 33.801 土地坪</w:t>
+            </w:r>
+          </w:p>
+        </w:tc>
+        <w:tc>
+          <w:tcPr>
+            <w:tcW w:type="dxa" w:w="1311"/>
+            <w:tcBorders>
+              <w:top w:val="none" w:color="FFFFFF" w:sz="0"/>
+              <w:left w:val="none" w:color="FFFFFF" w:sz="0"/>
+              <w:bottom w:val="single" w:color="DDE4E9" w:sz="4"/>
+              <w:right w:val="none" w:color="FFFFFF" w:sz="0"/>
+            </w:tcBorders>
+            <w:shd w:fill="FFFFFF" w:color="auto" w:val="clear"/>
+            <w:tcMar>
+              <w:top w:type="dxa" w:w="50"/>
+              <w:left w:type="dxa" w:w="80"/>
+              <w:bottom w:type="dxa" w:w="50"/>
+              <w:right w:type="dxa" w:w="80"/>
+            </w:tcMar>
+            <w:vAlign w:val="center"/>
+          </w:tcPr>
+          <w:p>
+            <w:pPr>
+              <w:jc w:val="right"/>
+            </w:pPr>
+            <w:r>
+              <w:rPr>
+                <w:rFonts w:ascii="Microsoft JhengHei" w:cs="Microsoft JhengHei" w:eastAsia="Microsoft JhengHei" w:hAnsi="Microsoft JhengHei"/>
+                <w:b w:val="false"/>
+                <w:bCs w:val="false"/>
+                <w:color w:val="1E2A33"/>
+                <w:sz w:val="14"/>
+                <w:szCs w:val="14"/>
+              </w:rPr>
+              <w:t xml:space="preserve">4,067</w:t>
+            </w:r>
+          </w:p>
+        </w:tc>
+        <w:tc>
+          <w:tcPr>
+            <w:tcW w:type="dxa" w:w="1112"/>
+            <w:tcBorders>
+              <w:top w:val="none" w:color="FFFFFF" w:sz="0"/>
+              <w:left w:val="none" w:color="FFFFFF" w:sz="0"/>
+              <w:bottom w:val="single" w:color="DDE4E9" w:sz="4"/>
+              <w:right w:val="none" w:color="FFFFFF" w:sz="0"/>
+            </w:tcBorders>
+            <w:shd w:fill="FFFFFF" w:color="auto" w:val="clear"/>
+            <w:tcMar>
+              <w:top w:type="dxa" w:w="50"/>
+              <w:left w:type="dxa" w:w="80"/>
+              <w:bottom w:type="dxa" w:w="50"/>
+              <w:right w:type="dxa" w:w="80"/>
+            </w:tcMar>
+            <w:vAlign w:val="center"/>
+          </w:tcPr>
+          <w:p>
+            <w:pPr>
+              <w:jc w:val="left"/>
+            </w:pPr>
+            <w:r>
+              <w:rPr>
+                <w:rFonts w:ascii="Microsoft JhengHei" w:cs="Microsoft JhengHei" w:eastAsia="Microsoft JhengHei" w:hAnsi="Microsoft JhengHei"/>
+                <w:b w:val="false"/>
+                <w:bCs w:val="false"/>
+                <w:color w:val="1E2A33"/>
+                <w:sz w:val="14"/>
+                <w:szCs w:val="14"/>
+              </w:rPr>
+              <w:t xml:space="preserve">僅參考</w:t>
+            </w:r>
+          </w:p>
+        </w:tc>
+      </w:tr>
+    </w:tbl>
+    <w:p>
+      <w:pPr>
+        <w:keepNext/>
+        <w:spacing w:after="80" w:before="200"/>
+      </w:pPr>
+      <w:r>
+        <w:rPr>
+          <w:rFonts w:ascii="Microsoft JhengHei" w:cs="Microsoft JhengHei" w:eastAsia="Microsoft JhengHei" w:hAnsi="Microsoft JhengHei"/>
+          <w:b/>
+          <w:bCs/>
+          <w:color w:val="163A47"/>
+          <w:sz w:val="22"/>
+          <w:szCs w:val="22"/>
+        </w:rPr>
+        <w:t xml:space="preserve">區間內往上或往下看什麼</w:t>
+      </w:r>
+    </w:p>
+    <w:p>
+      <w:pPr>
+        <w:pStyle w:val="ListParagraph"/>
+        <w:numPr>
+          <w:ilvl w:val="0"/>
+          <w:numId w:val="2"/>
+        </w:numPr>
+        <w:spacing w:after="60" w:line="300"/>
+      </w:pPr>
+      <w:r>
+        <w:rPr>
+          <w:rFonts w:ascii="Microsoft JhengHei" w:cs="Microsoft JhengHei" w:eastAsia="Microsoft JhengHei" w:hAnsi="Microsoft JhengHei"/>
+          <w:color w:val="1E2A33"/>
+          <w:sz w:val="19"/>
+          <w:szCs w:val="19"/>
+        </w:rPr>
+        <w:t xml:space="preserve">往上：面綠園道、邊間六房皆開窗、B1 坡道平面車位 1 席（南屯透天社區實登每席 150–200 萬）、門前可再停一部車、土地比同類多約 6 坪。</w:t>
+      </w:r>
+    </w:p>
+    <w:p>
+      <w:pPr>
+        <w:pStyle w:val="ListParagraph"/>
+        <w:numPr>
+          <w:ilvl w:val="0"/>
+          <w:numId w:val="2"/>
+        </w:numPr>
+        <w:spacing w:after="60" w:line="300"/>
+      </w:pPr>
+      <w:r>
+        <w:rPr>
+          <w:rFonts w:ascii="Microsoft JhengHei" w:cs="Microsoft JhengHei" w:eastAsia="Microsoft JhengHei" w:hAnsi="Microsoft JhengHei"/>
+          <w:color w:val="1E2A33"/>
+          <w:sz w:val="19"/>
+          <w:szCs w:val="19"/>
+        </w:rPr>
+        <w:t xml:space="preserve">往下：屋齡約 28 年，屋頂防水、外牆與管線若需整修，費用應一併估算；建坪 73.904 坪比同類中位（約 81 坪）小。</w:t>
+      </w:r>
+    </w:p>
+    <w:p>
+      <w:pPr>
+        <w:pStyle w:val="ListParagraph"/>
+        <w:numPr>
+          <w:ilvl w:val="0"/>
+          <w:numId w:val="2"/>
+        </w:numPr>
+        <w:spacing w:after="60" w:line="300"/>
+      </w:pPr>
+      <w:r>
+        <w:rPr>
+          <w:rFonts w:ascii="Microsoft JhengHei" w:cs="Microsoft JhengHei" w:eastAsia="Microsoft JhengHei" w:hAnsi="Microsoft JhengHei"/>
+          <w:color w:val="1E2A33"/>
+          <w:sz w:val="19"/>
+          <w:szCs w:val="19"/>
+        </w:rPr>
+        <w:t xml:space="preserve">為什麼不用建坪單價為主：本戶建坪精簡、土地大，用建坪單價換算只有 3,186 萬，會低估土地價值；透天以土地為主要比較基準。</w:t>
+      </w:r>
+    </w:p>
+    <w:p>
+      <w:pPr>
+        <w:pBdr>
+          <w:left w:val="single" w:color="C0392B" w:sz="24" w:space="8"/>
+        </w:pBdr>
+        <w:shd w:fill="FBECEB" w:color="auto" w:val="clear"/>
+        <w:spacing w:after="160" w:before="120" w:line="300"/>
+        <w:ind w:left="160" w:right="120"/>
+      </w:pPr>
+      <w:r>
+        <w:rPr>
+          <w:rFonts w:ascii="Microsoft JhengHei" w:cs="Microsoft JhengHei" w:eastAsia="Microsoft JhengHei" w:hAnsi="Microsoft JhengHei"/>
+          <w:color w:val="1E2A33"/>
+          <w:sz w:val="18"/>
+          <w:szCs w:val="18"/>
+        </w:rPr>
+        <w:t xml:space="preserve">本區間依內政部實價登錄公開資料推估，未實地鑑估屋況，非不動產估價師出具之估價，不構成價格保證。七期同齡透天每年成交約 13–16 筆，行情帶寬較寬；實際成交以買賣雙方議價為準。</w:t>
+      </w:r>
+    </w:p>
+    <w:p>
+      <w:pPr>
+        <w:keepNext/>
+        <w:spacing w:before="240"/>
+      </w:pPr>
+    </w:p>
+    <w:p>
+      <w:pPr>
+        <w:keepNext/>
+        <w:spacing w:after="60" w:before="0"/>
+      </w:pPr>
+      <w:r>
+        <w:rPr>
+          <w:rFonts w:ascii="Microsoft JhengHei" w:cs="Microsoft JhengHei" w:eastAsia="Microsoft JhengHei" w:hAnsi="Microsoft JhengHei"/>
+          <w:color w:val="C8963E"/>
+          <w:spacing w:val="60"/>
+          <w:sz w:val="15"/>
+          <w:szCs w:val="15"/>
+        </w:rPr>
+        <w:t xml:space="preserve">07 · PRICE &amp; BUYER'S GUIDE</w:t>
       </w:r>
     </w:p>
     <w:p>
